--- a/BACKUP&RECOVERY/17장/17장_실습문제_추가서술형_정답.docx
+++ b/BACKUP&RECOVERY/17장/17장_실습문제_추가서술형_정답.docx
@@ -5059,7 +5059,7 @@
           <w:rFonts w:ascii="Consolas" w:hAnsi="Consolas" w:eastAsia="Consolas"/>
           <w:sz w:val="19"/>
         </w:rPr>
-        <w:t>[oracle@oel7v9r1 ~]$ cp -p /u02/arch1/*.dbf /u04/clone/arch/</w:t>
+        <w:t>[oracle@oel7v9r1 ~]$ cp -p /home/oracle/arch1/*.dbf /u04/clone/arch/</w:t>
       </w:r>
     </w:p>
     <w:p>
